--- a/az/wisdom-stories/Etibar Siracsoy/another-day.docx
+++ b/az/wisdom-stories/Etibar Siracsoy/another-day.docx
@@ -23,7 +23,7 @@
     </w:p>
     <w:p>
       <w:r>
-        <w:t>Bəzən insan öz-özünə düşünür: Tanrı bu günü mənə hansı hikmətlə bəxş etmişdi? Mən bu ilahi əmanətin qədrini bildimmi? Bu günə nə əlavə etdim, ondan nə götürdüm? Ruhuma hansı işığı qazandırdım, hansı fürsəti əldən verdim?</w:t>
+        <w:t>Bəzən insan öz-özünə düşünür: Tanrı bu günü mənə hansı hikmətlə bəxş etmişdi? Mən bu ilahi əmanətin qədrini bildimmi? Bu günə nə əlavə etdim, ondan nə götürdüm? Ruhuma hansı işığı gətirdim, hansı fürsəti əldən verdim?</w:t>
       </w:r>
     </w:p>
     <w:p>
